--- a/lessons/2-3/downloads/reveal/teacher/2.6-guided-notes.docx
+++ b/lessons/2-3/downloads/reveal/teacher/2.6-guided-notes.docx
@@ -81,7 +81,7 @@
           <w:sz w:val="19"/>
           <w:szCs w:val="19"/>
         </w:rPr>
-        <w:t xml:space="preserve">Lesson 2-6  ·  Session 1  ·  Guided Notes</w:t>
+        <w:t xml:space="preserve">Lesson 2-3  ·  Session 1  ·  Guided Notes</w:t>
       </w:r>
     </w:p>
     <w:p>
@@ -1598,7 +1598,7 @@
           <w:sz w:val="19"/>
           <w:szCs w:val="19"/>
         </w:rPr>
-        <w:t xml:space="preserve">Lesson 2-6  ·  Session 2  ·  Guided Notes</w:t>
+        <w:t xml:space="preserve">Lesson 2-3  ·  Session 2  ·  Guided Notes</w:t>
       </w:r>
     </w:p>
     <w:p>
@@ -3123,7 +3123,7 @@
               <w:sz w:val="15"/>
               <w:szCs w:val="15"/>
             </w:rPr>
-            <w:t xml:space="preserve">Lesson 2-6  ·  Guided Notes</w:t>
+            <w:t xml:space="preserve">Lesson 2-3  ·  Guided Notes</w:t>
           </w:r>
         </w:p>
       </w:tc>
